--- a/idris/Android/Idris_Sadiq.docx
+++ b/idris/Android/Idris_Sadiq.docx
@@ -47,7 +47,6 @@
               <w:spacing w:after="40"/>
               <w:jc w:val="center"/>
             </w:pPr>
-            <w:proofErr w:type="spellStart"/>
             <w:r>
               <w:rPr>
                 <w:rFonts w:ascii="Arial" w:eastAsia="Arial" w:hAnsi="Arial" w:cs="Arial"/>
@@ -57,33 +56,8 @@
                 <w:sz w:val="48"/>
                 <w:szCs w:val="48"/>
               </w:rPr>
-              <w:t>Idris</w:t>
+              <w:t>Idris Sadiq</w:t>
             </w:r>
-            <w:proofErr w:type="spellEnd"/>
-            <w:r>
-              <w:rPr>
-                <w:rFonts w:ascii="Arial" w:eastAsia="Arial" w:hAnsi="Arial" w:cs="Arial"/>
-                <w:b/>
-                <w:bCs/>
-                <w:color w:val="FFFFFF"/>
-                <w:sz w:val="48"/>
-                <w:szCs w:val="48"/>
-              </w:rPr>
-              <w:t xml:space="preserve"> </w:t>
-            </w:r>
-            <w:proofErr w:type="spellStart"/>
-            <w:r>
-              <w:rPr>
-                <w:rFonts w:ascii="Arial" w:eastAsia="Arial" w:hAnsi="Arial" w:cs="Arial"/>
-                <w:b/>
-                <w:bCs/>
-                <w:color w:val="FFFFFF"/>
-                <w:sz w:val="48"/>
-                <w:szCs w:val="48"/>
-              </w:rPr>
-              <w:t>Sadiq</w:t>
-            </w:r>
-            <w:proofErr w:type="spellEnd"/>
           </w:p>
           <w:p>
             <w:pPr>
@@ -104,41 +78,27 @@
             <w:pPr>
               <w:spacing w:after="40"/>
               <w:jc w:val="center"/>
+              <w:rPr>
+                <w:rFonts w:ascii="Arial" w:eastAsia="Arial" w:hAnsi="Arial" w:cs="Arial"/>
+                <w:color w:val="BBBBBB"/>
+              </w:rPr>
             </w:pPr>
             <w:r>
               <w:rPr>
                 <w:rFonts w:ascii="Arial" w:eastAsia="Arial" w:hAnsi="Arial" w:cs="Arial"/>
                 <w:color w:val="BBBBBB"/>
               </w:rPr>
-              <w:t xml:space="preserve">Idrissdev@outlook.com  </w:t>
+              <w:t>Idrissdev@outlook.com | +1 (424) 458-6548 | Spring Valley, California, United States</w:t>
+            </w:r>
+            <w:r>
+              <w:t xml:space="preserve"> </w:t>
             </w:r>
             <w:r>
               <w:rPr>
                 <w:rFonts w:ascii="Arial" w:eastAsia="Arial" w:hAnsi="Arial" w:cs="Arial"/>
                 <w:color w:val="BBBBBB"/>
               </w:rPr>
-              <w:t>+1 (424) 458-6548</w:t>
-            </w:r>
-            <w:r>
-              <w:rPr>
-                <w:rFonts w:ascii="Arial" w:eastAsia="Arial" w:hAnsi="Arial" w:cs="Arial"/>
-                <w:color w:val="BBBBBB"/>
-              </w:rPr>
-              <w:t xml:space="preserve">|  </w:t>
-            </w:r>
-            <w:r>
-              <w:rPr>
-                <w:rFonts w:ascii="Arial" w:eastAsia="Arial" w:hAnsi="Arial" w:cs="Arial"/>
-                <w:color w:val="BBBBBB"/>
-              </w:rPr>
-              <w:t>Spring Valley</w:t>
-            </w:r>
-            <w:r>
-              <w:rPr>
-                <w:rFonts w:ascii="Arial" w:eastAsia="Arial" w:hAnsi="Arial" w:cs="Arial"/>
-                <w:color w:val="BBBBBB"/>
-              </w:rPr>
-              <w:t>, California, United States</w:t>
+              <w:t xml:space="preserve">https://www.linkedin.com/in/idris-sadiq-1b824b3b4 </w:t>
             </w:r>
           </w:p>
           <w:p>
@@ -150,15 +110,10 @@
                 <w:rFonts w:ascii="Arial" w:eastAsia="Arial" w:hAnsi="Arial" w:cs="Arial"/>
                 <w:color w:val="BBBBBB"/>
               </w:rPr>
-              <w:t xml:space="preserve">LinkedIn: </w:t>
+              <w:t>US citizen | White | English (Native)</w:t>
             </w:r>
-            <w:r>
-              <w:rPr>
-                <w:rFonts w:ascii="Arial" w:eastAsia="Arial" w:hAnsi="Arial" w:cs="Arial"/>
-                <w:color w:val="BBBBBB"/>
-              </w:rPr>
-              <w:t>https://www.linkedin.com/in/idris-sadiq-1b824b3b4</w:t>
-            </w:r>
+            <w:bookmarkStart w:id="0" w:name="_GoBack"/>
+            <w:bookmarkEnd w:id="0"/>
           </w:p>
         </w:tc>
       </w:tr>
@@ -250,14 +205,7 @@
         <w:rPr>
           <w:rFonts w:ascii="Arial" w:hAnsi="Arial" w:cs="Arial"/>
         </w:rPr>
-        <w:t xml:space="preserve">, performance tuning, and production reliability. </w:t>
-      </w:r>
-      <w:proofErr w:type="gramStart"/>
-      <w:r>
-        <w:rPr>
-          <w:rFonts w:ascii="Arial" w:hAnsi="Arial" w:cs="Arial"/>
-        </w:rPr>
-        <w:t xml:space="preserve">Strong focus on </w:t>
+        <w:t xml:space="preserve">, performance tuning, and production reliability. Strong focus on </w:t>
       </w:r>
       <w:r>
         <w:rPr>
@@ -270,16 +218,8 @@
         <w:rPr>
           <w:rFonts w:ascii="Arial" w:hAnsi="Arial" w:cs="Arial"/>
         </w:rPr>
-        <w:t>, scalable feature delivery, and pragmatic execution that turns ambiguous requirements into measurable outcomes with clear ownership.</w:t>
-      </w:r>
-      <w:proofErr w:type="gramEnd"/>
-      <w:r>
-        <w:rPr>
-          <w:rFonts w:ascii="Arial" w:hAnsi="Arial" w:cs="Arial"/>
-        </w:rPr>
-        <w:t xml:space="preserve"> Experienced modernizing legacy apps, improving </w:t>
-      </w:r>
-      <w:proofErr w:type="spellStart"/>
+        <w:t xml:space="preserve">, scalable feature delivery, and pragmatic execution that turns ambiguous requirements into measurable outcomes with clear ownership. Experienced modernizing legacy apps, improving </w:t>
+      </w:r>
       <w:r>
         <w:rPr>
           <w:rStyle w:val="Strong"/>
@@ -287,7 +227,6 @@
         </w:rPr>
         <w:t>observability</w:t>
       </w:r>
-      <w:proofErr w:type="spellEnd"/>
       <w:r>
         <w:rPr>
           <w:rFonts w:ascii="Arial" w:hAnsi="Arial" w:cs="Arial"/>
@@ -318,16 +257,8 @@
         <w:rPr>
           <w:rFonts w:ascii="Arial" w:hAnsi="Arial" w:cs="Arial"/>
         </w:rPr>
-        <w:t xml:space="preserve">, and staged rollouts. </w:t>
-      </w:r>
-      <w:proofErr w:type="gramStart"/>
-      <w:r>
-        <w:rPr>
-          <w:rFonts w:ascii="Arial" w:hAnsi="Arial" w:cs="Arial"/>
-        </w:rPr>
-        <w:t>Comfortable partnering with product and non-engineering stakeholders, mentoring engineers, and keeping delivery predictable without sacrificing quality.</w:t>
-      </w:r>
-      <w:proofErr w:type="gramEnd"/>
+        <w:t>, and staged rollouts. Comfortable partnering with product and non-engineering stakeholders, mentoring engineers, and keeping delivery predictable without sacrificing quality.</w:t>
+      </w:r>
     </w:p>
     <w:p>
       <w:pPr>
@@ -370,7 +301,6 @@
         </w:rPr>
         <w:t xml:space="preserve">Programming — </w:t>
       </w:r>
-      <w:proofErr w:type="spellStart"/>
       <w:r>
         <w:rPr>
           <w:rStyle w:val="Strong"/>
@@ -378,17 +308,7 @@
           <w:b w:val="0"/>
           <w:sz w:val="18"/>
         </w:rPr>
-        <w:t>Kotlin</w:t>
-      </w:r>
-      <w:proofErr w:type="spellEnd"/>
-      <w:r>
-        <w:rPr>
-          <w:rStyle w:val="Strong"/>
-          <w:rFonts w:ascii="Arial" w:hAnsi="Arial" w:cs="Arial"/>
-          <w:b w:val="0"/>
-          <w:sz w:val="18"/>
-        </w:rPr>
-        <w:t>, Java, SQL, Bash, Python</w:t>
+        <w:t>Kotlin, Java, SQL, Bash, Python</w:t>
       </w:r>
     </w:p>
     <w:p>
@@ -421,147 +341,7 @@
           <w:b w:val="0"/>
           <w:sz w:val="18"/>
         </w:rPr>
-        <w:t xml:space="preserve">Jetpack Compose, XML UI, MVVM, </w:t>
-      </w:r>
-      <w:proofErr w:type="spellStart"/>
-      <w:r>
-        <w:rPr>
-          <w:rStyle w:val="Strong"/>
-          <w:rFonts w:ascii="Arial" w:hAnsi="Arial" w:cs="Arial"/>
-          <w:b w:val="0"/>
-          <w:sz w:val="18"/>
-        </w:rPr>
-        <w:t>Coroutines</w:t>
-      </w:r>
-      <w:proofErr w:type="spellEnd"/>
-      <w:r>
-        <w:rPr>
-          <w:rStyle w:val="Strong"/>
-          <w:rFonts w:ascii="Arial" w:hAnsi="Arial" w:cs="Arial"/>
-          <w:b w:val="0"/>
-          <w:sz w:val="18"/>
-        </w:rPr>
-        <w:t>, Flow/</w:t>
-      </w:r>
-      <w:proofErr w:type="spellStart"/>
-      <w:r>
-        <w:rPr>
-          <w:rStyle w:val="Strong"/>
-          <w:rFonts w:ascii="Arial" w:hAnsi="Arial" w:cs="Arial"/>
-          <w:b w:val="0"/>
-          <w:sz w:val="18"/>
-        </w:rPr>
-        <w:t>LiveData</w:t>
-      </w:r>
-      <w:proofErr w:type="spellEnd"/>
-      <w:r>
-        <w:rPr>
-          <w:rStyle w:val="Strong"/>
-          <w:rFonts w:ascii="Arial" w:hAnsi="Arial" w:cs="Arial"/>
-          <w:b w:val="0"/>
-          <w:sz w:val="18"/>
-        </w:rPr>
-        <w:t xml:space="preserve">, Navigation, Room, </w:t>
-      </w:r>
-      <w:proofErr w:type="spellStart"/>
-      <w:r>
-        <w:rPr>
-          <w:rStyle w:val="Strong"/>
-          <w:rFonts w:ascii="Arial" w:hAnsi="Arial" w:cs="Arial"/>
-          <w:b w:val="0"/>
-          <w:sz w:val="18"/>
-        </w:rPr>
-        <w:t>WorkManager</w:t>
-      </w:r>
-      <w:proofErr w:type="spellEnd"/>
-      <w:r>
-        <w:rPr>
-          <w:rStyle w:val="Strong"/>
-          <w:rFonts w:ascii="Arial" w:hAnsi="Arial" w:cs="Arial"/>
-          <w:b w:val="0"/>
-          <w:sz w:val="18"/>
-        </w:rPr>
-        <w:t xml:space="preserve">, </w:t>
-      </w:r>
-      <w:proofErr w:type="spellStart"/>
-      <w:r>
-        <w:rPr>
-          <w:rStyle w:val="Strong"/>
-          <w:rFonts w:ascii="Arial" w:hAnsi="Arial" w:cs="Arial"/>
-          <w:b w:val="0"/>
-          <w:sz w:val="18"/>
-        </w:rPr>
-        <w:t>DataStore</w:t>
-      </w:r>
-      <w:proofErr w:type="spellEnd"/>
-      <w:r>
-        <w:rPr>
-          <w:rStyle w:val="Strong"/>
-          <w:rFonts w:ascii="Arial" w:hAnsi="Arial" w:cs="Arial"/>
-          <w:b w:val="0"/>
-          <w:sz w:val="18"/>
-        </w:rPr>
-        <w:t>/</w:t>
-      </w:r>
-      <w:proofErr w:type="spellStart"/>
-      <w:r>
-        <w:rPr>
-          <w:rStyle w:val="Strong"/>
-          <w:rFonts w:ascii="Arial" w:hAnsi="Arial" w:cs="Arial"/>
-          <w:b w:val="0"/>
-          <w:sz w:val="18"/>
-        </w:rPr>
-        <w:t>SharedPreferences</w:t>
-      </w:r>
-      <w:proofErr w:type="spellEnd"/>
-      <w:r>
-        <w:rPr>
-          <w:rStyle w:val="Strong"/>
-          <w:rFonts w:ascii="Arial" w:hAnsi="Arial" w:cs="Arial"/>
-          <w:b w:val="0"/>
-          <w:sz w:val="18"/>
-        </w:rPr>
-        <w:t>, Retrofit/</w:t>
-      </w:r>
-      <w:proofErr w:type="spellStart"/>
-      <w:r>
-        <w:rPr>
-          <w:rStyle w:val="Strong"/>
-          <w:rFonts w:ascii="Arial" w:hAnsi="Arial" w:cs="Arial"/>
-          <w:b w:val="0"/>
-          <w:sz w:val="18"/>
-        </w:rPr>
-        <w:t>OkHttp</w:t>
-      </w:r>
-      <w:proofErr w:type="spellEnd"/>
-      <w:r>
-        <w:rPr>
-          <w:rStyle w:val="Strong"/>
-          <w:rFonts w:ascii="Arial" w:hAnsi="Arial" w:cs="Arial"/>
-          <w:b w:val="0"/>
-          <w:sz w:val="18"/>
-        </w:rPr>
-        <w:t xml:space="preserve">, </w:t>
-      </w:r>
-      <w:proofErr w:type="spellStart"/>
-      <w:r>
-        <w:rPr>
-          <w:rStyle w:val="Strong"/>
-          <w:rFonts w:ascii="Arial" w:hAnsi="Arial" w:cs="Arial"/>
-          <w:b w:val="0"/>
-          <w:sz w:val="18"/>
-        </w:rPr>
-        <w:t>WebSockets</w:t>
-      </w:r>
-      <w:proofErr w:type="spellEnd"/>
-      <w:r>
-        <w:rPr>
-          <w:rStyle w:val="Strong"/>
-          <w:rFonts w:ascii="Arial" w:hAnsi="Arial" w:cs="Arial"/>
-          <w:b w:val="0"/>
-          <w:sz w:val="18"/>
-        </w:rPr>
-        <w:t>, deep links, push notifications, offline sync, modularization, accessibility-minded UI patterns, performance profiling</w:t>
+        <w:t>Jetpack Compose, XML UI, MVVM, Coroutines, Flow/LiveData, Navigation, Room, WorkManager, DataStore/SharedPreferences, Retrofit/OkHttp, WebSockets, deep links, push notifications, offline sync, modularization, accessibility-minded UI patterns, performance profiling</w:t>
       </w:r>
     </w:p>
     <w:p>
@@ -594,87 +374,7 @@
           <w:b w:val="0"/>
           <w:sz w:val="18"/>
         </w:rPr>
-        <w:t xml:space="preserve">REST API design, </w:t>
-      </w:r>
-      <w:proofErr w:type="spellStart"/>
-      <w:r>
-        <w:rPr>
-          <w:rStyle w:val="Strong"/>
-          <w:rFonts w:ascii="Arial" w:hAnsi="Arial" w:cs="Arial"/>
-          <w:b w:val="0"/>
-          <w:sz w:val="18"/>
-        </w:rPr>
-        <w:t>OpenAPI</w:t>
-      </w:r>
-      <w:proofErr w:type="spellEnd"/>
-      <w:r>
-        <w:rPr>
-          <w:rStyle w:val="Strong"/>
-          <w:rFonts w:ascii="Arial" w:hAnsi="Arial" w:cs="Arial"/>
-          <w:b w:val="0"/>
-          <w:sz w:val="18"/>
-        </w:rPr>
-        <w:t xml:space="preserve">/Swagger collaboration, JWT, OAuth2, </w:t>
-      </w:r>
-      <w:proofErr w:type="spellStart"/>
-      <w:r>
-        <w:rPr>
-          <w:rStyle w:val="Strong"/>
-          <w:rFonts w:ascii="Arial" w:hAnsi="Arial" w:cs="Arial"/>
-          <w:b w:val="0"/>
-          <w:sz w:val="18"/>
-        </w:rPr>
-        <w:t>OpenID</w:t>
-      </w:r>
-      <w:proofErr w:type="spellEnd"/>
-      <w:r>
-        <w:rPr>
-          <w:rStyle w:val="Strong"/>
-          <w:rFonts w:ascii="Arial" w:hAnsi="Arial" w:cs="Arial"/>
-          <w:b w:val="0"/>
-          <w:sz w:val="18"/>
-        </w:rPr>
-        <w:t xml:space="preserve"> Connect, rate limiting, </w:t>
-      </w:r>
-      <w:proofErr w:type="spellStart"/>
-      <w:r>
-        <w:rPr>
-          <w:rStyle w:val="Strong"/>
-          <w:rFonts w:ascii="Arial" w:hAnsi="Arial" w:cs="Arial"/>
-          <w:b w:val="0"/>
-          <w:sz w:val="18"/>
-        </w:rPr>
-        <w:t>idempotency</w:t>
-      </w:r>
-      <w:proofErr w:type="spellEnd"/>
-      <w:r>
-        <w:rPr>
-          <w:rStyle w:val="Strong"/>
-          <w:rFonts w:ascii="Arial" w:hAnsi="Arial" w:cs="Arial"/>
-          <w:b w:val="0"/>
-          <w:sz w:val="18"/>
-        </w:rPr>
-        <w:t>, caching strategies, background jobs, SSE/</w:t>
-      </w:r>
-      <w:proofErr w:type="spellStart"/>
-      <w:r>
-        <w:rPr>
-          <w:rStyle w:val="Strong"/>
-          <w:rFonts w:ascii="Arial" w:hAnsi="Arial" w:cs="Arial"/>
-          <w:b w:val="0"/>
-          <w:sz w:val="18"/>
-        </w:rPr>
-        <w:t>WebSockets</w:t>
-      </w:r>
-      <w:proofErr w:type="spellEnd"/>
-      <w:r>
-        <w:rPr>
-          <w:rStyle w:val="Strong"/>
-          <w:rFonts w:ascii="Arial" w:hAnsi="Arial" w:cs="Arial"/>
-          <w:b w:val="0"/>
-          <w:sz w:val="18"/>
-        </w:rPr>
-        <w:t xml:space="preserve"> integration patterns</w:t>
+        <w:t>REST API design, OpenAPI/Swagger collaboration, JWT, OAuth2, OpenID Connect, rate limiting, idempotency, caching strategies, background jobs, SSE/WebSockets integration patterns</w:t>
       </w:r>
     </w:p>
     <w:p>
@@ -707,9 +407,16 @@
           <w:b w:val="0"/>
           <w:sz w:val="18"/>
         </w:rPr>
-        <w:t xml:space="preserve">: </w:t>
-      </w:r>
-      <w:proofErr w:type="spellStart"/>
+        <w:t xml:space="preserve">: PostgreSQL, MySQL, SQL Server, </w:t>
+      </w:r>
+      <w:r>
+        <w:rPr>
+          <w:rStyle w:val="Strong"/>
+          <w:rFonts w:ascii="Arial" w:hAnsi="Arial" w:cs="Arial"/>
+          <w:sz w:val="18"/>
+        </w:rPr>
+        <w:t>NoSQL</w:t>
+      </w:r>
       <w:r>
         <w:rPr>
           <w:rStyle w:val="Strong"/>
@@ -717,9 +424,16 @@
           <w:b w:val="0"/>
           <w:sz w:val="18"/>
         </w:rPr>
-        <w:t>PostgreSQL</w:t>
-      </w:r>
-      <w:proofErr w:type="spellEnd"/>
+        <w:t xml:space="preserve">: Redis, MongoDB, DynamoDB, </w:t>
+      </w:r>
+      <w:r>
+        <w:rPr>
+          <w:rStyle w:val="Strong"/>
+          <w:rFonts w:ascii="Arial" w:hAnsi="Arial" w:cs="Arial"/>
+          <w:sz w:val="18"/>
+        </w:rPr>
+        <w:t>Queues/streams</w:t>
+      </w:r>
       <w:r>
         <w:rPr>
           <w:rStyle w:val="Strong"/>
@@ -727,18 +441,16 @@
           <w:b w:val="0"/>
           <w:sz w:val="18"/>
         </w:rPr>
-        <w:t xml:space="preserve">, MySQL, SQL Server, </w:t>
-      </w:r>
-      <w:proofErr w:type="spellStart"/>
-      <w:r>
-        <w:rPr>
-          <w:rStyle w:val="Strong"/>
-          <w:rFonts w:ascii="Arial" w:hAnsi="Arial" w:cs="Arial"/>
-          <w:sz w:val="18"/>
-        </w:rPr>
-        <w:t>NoSQL</w:t>
-      </w:r>
-      <w:proofErr w:type="spellEnd"/>
+        <w:t xml:space="preserve">: AWS SQS/SNS, Kafka, RabbitMQ, </w:t>
+      </w:r>
+      <w:r>
+        <w:rPr>
+          <w:rStyle w:val="Strong"/>
+          <w:rFonts w:ascii="Arial" w:hAnsi="Arial" w:cs="Arial"/>
+          <w:sz w:val="18"/>
+        </w:rPr>
+        <w:t>Search</w:t>
+      </w:r>
       <w:r>
         <w:rPr>
           <w:rStyle w:val="Strong"/>
@@ -746,161 +458,7 @@
           <w:b w:val="0"/>
           <w:sz w:val="18"/>
         </w:rPr>
-        <w:t xml:space="preserve">: </w:t>
-      </w:r>
-      <w:proofErr w:type="spellStart"/>
-      <w:r>
-        <w:rPr>
-          <w:rStyle w:val="Strong"/>
-          <w:rFonts w:ascii="Arial" w:hAnsi="Arial" w:cs="Arial"/>
-          <w:b w:val="0"/>
-          <w:sz w:val="18"/>
-        </w:rPr>
-        <w:t>Redis</w:t>
-      </w:r>
-      <w:proofErr w:type="spellEnd"/>
-      <w:r>
-        <w:rPr>
-          <w:rStyle w:val="Strong"/>
-          <w:rFonts w:ascii="Arial" w:hAnsi="Arial" w:cs="Arial"/>
-          <w:b w:val="0"/>
-          <w:sz w:val="18"/>
-        </w:rPr>
-        <w:t xml:space="preserve">, </w:t>
-      </w:r>
-      <w:proofErr w:type="spellStart"/>
-      <w:r>
-        <w:rPr>
-          <w:rStyle w:val="Strong"/>
-          <w:rFonts w:ascii="Arial" w:hAnsi="Arial" w:cs="Arial"/>
-          <w:b w:val="0"/>
-          <w:sz w:val="18"/>
-        </w:rPr>
-        <w:t>MongoDB</w:t>
-      </w:r>
-      <w:proofErr w:type="spellEnd"/>
-      <w:r>
-        <w:rPr>
-          <w:rStyle w:val="Strong"/>
-          <w:rFonts w:ascii="Arial" w:hAnsi="Arial" w:cs="Arial"/>
-          <w:b w:val="0"/>
-          <w:sz w:val="18"/>
-        </w:rPr>
-        <w:t xml:space="preserve">, </w:t>
-      </w:r>
-      <w:proofErr w:type="spellStart"/>
-      <w:r>
-        <w:rPr>
-          <w:rStyle w:val="Strong"/>
-          <w:rFonts w:ascii="Arial" w:hAnsi="Arial" w:cs="Arial"/>
-          <w:b w:val="0"/>
-          <w:sz w:val="18"/>
-        </w:rPr>
-        <w:t>DynamoDB</w:t>
-      </w:r>
-      <w:proofErr w:type="spellEnd"/>
-      <w:r>
-        <w:rPr>
-          <w:rStyle w:val="Strong"/>
-          <w:rFonts w:ascii="Arial" w:hAnsi="Arial" w:cs="Arial"/>
-          <w:b w:val="0"/>
-          <w:sz w:val="18"/>
-        </w:rPr>
-        <w:t xml:space="preserve">, </w:t>
-      </w:r>
-      <w:r>
-        <w:rPr>
-          <w:rStyle w:val="Strong"/>
-          <w:rFonts w:ascii="Arial" w:hAnsi="Arial" w:cs="Arial"/>
-          <w:sz w:val="18"/>
-        </w:rPr>
-        <w:t>Queues/streams</w:t>
-      </w:r>
-      <w:r>
-        <w:rPr>
-          <w:rStyle w:val="Strong"/>
-          <w:rFonts w:ascii="Arial" w:hAnsi="Arial" w:cs="Arial"/>
-          <w:b w:val="0"/>
-          <w:sz w:val="18"/>
-        </w:rPr>
-        <w:t xml:space="preserve">: AWS SQS/SNS, Kafka, </w:t>
-      </w:r>
-      <w:proofErr w:type="spellStart"/>
-      <w:r>
-        <w:rPr>
-          <w:rStyle w:val="Strong"/>
-          <w:rFonts w:ascii="Arial" w:hAnsi="Arial" w:cs="Arial"/>
-          <w:b w:val="0"/>
-          <w:sz w:val="18"/>
-        </w:rPr>
-        <w:t>RabbitMQ</w:t>
-      </w:r>
-      <w:proofErr w:type="spellEnd"/>
-      <w:r>
-        <w:rPr>
-          <w:rStyle w:val="Strong"/>
-          <w:rFonts w:ascii="Arial" w:hAnsi="Arial" w:cs="Arial"/>
-          <w:b w:val="0"/>
-          <w:sz w:val="18"/>
-        </w:rPr>
-        <w:t xml:space="preserve">, </w:t>
-      </w:r>
-      <w:r>
-        <w:rPr>
-          <w:rStyle w:val="Strong"/>
-          <w:rFonts w:ascii="Arial" w:hAnsi="Arial" w:cs="Arial"/>
-          <w:sz w:val="18"/>
-        </w:rPr>
-        <w:t>Search</w:t>
-      </w:r>
-      <w:r>
-        <w:rPr>
-          <w:rStyle w:val="Strong"/>
-          <w:rFonts w:ascii="Arial" w:hAnsi="Arial" w:cs="Arial"/>
-          <w:b w:val="0"/>
-          <w:sz w:val="18"/>
-        </w:rPr>
-        <w:t xml:space="preserve">: </w:t>
-      </w:r>
-      <w:proofErr w:type="spellStart"/>
-      <w:r>
-        <w:rPr>
-          <w:rStyle w:val="Strong"/>
-          <w:rFonts w:ascii="Arial" w:hAnsi="Arial" w:cs="Arial"/>
-          <w:b w:val="0"/>
-          <w:sz w:val="18"/>
-        </w:rPr>
-        <w:t>Elasticsearch</w:t>
-      </w:r>
-      <w:proofErr w:type="spellEnd"/>
-      <w:r>
-        <w:rPr>
-          <w:rStyle w:val="Strong"/>
-          <w:rFonts w:ascii="Arial" w:hAnsi="Arial" w:cs="Arial"/>
-          <w:b w:val="0"/>
-          <w:sz w:val="18"/>
-        </w:rPr>
-        <w:t xml:space="preserve">, OpenSearch, Analytics: Redshift, </w:t>
-      </w:r>
-      <w:proofErr w:type="spellStart"/>
-      <w:r>
-        <w:rPr>
-          <w:rStyle w:val="Strong"/>
-          <w:rFonts w:ascii="Arial" w:hAnsi="Arial" w:cs="Arial"/>
-          <w:b w:val="0"/>
-          <w:sz w:val="18"/>
-        </w:rPr>
-        <w:t>BigQuery</w:t>
-      </w:r>
-      <w:proofErr w:type="spellEnd"/>
-      <w:r>
-        <w:rPr>
-          <w:rStyle w:val="Strong"/>
-          <w:rFonts w:ascii="Arial" w:hAnsi="Arial" w:cs="Arial"/>
-          <w:b w:val="0"/>
-          <w:sz w:val="18"/>
-        </w:rPr>
-        <w:t xml:space="preserve"> (exposure via event/analytics pipelines)</w:t>
+        <w:t>: Elasticsearch, OpenSearch, Analytics: Redshift, BigQuery (exposure via event/analytics pipelines)</w:t>
       </w:r>
     </w:p>
     <w:p>
@@ -924,25 +482,7 @@
           <w:rFonts w:ascii="Arial" w:hAnsi="Arial" w:cs="Arial"/>
           <w:sz w:val="18"/>
         </w:rPr>
-        <w:t xml:space="preserve">Cloud &amp; </w:t>
-      </w:r>
-      <w:proofErr w:type="spellStart"/>
-      <w:r>
-        <w:rPr>
-          <w:rStyle w:val="Strong"/>
-          <w:rFonts w:ascii="Arial" w:hAnsi="Arial" w:cs="Arial"/>
-          <w:sz w:val="18"/>
-        </w:rPr>
-        <w:t>DevOps</w:t>
-      </w:r>
-      <w:proofErr w:type="spellEnd"/>
-      <w:r>
-        <w:rPr>
-          <w:rStyle w:val="Strong"/>
-          <w:rFonts w:ascii="Arial" w:hAnsi="Arial" w:cs="Arial"/>
-          <w:sz w:val="18"/>
-        </w:rPr>
-        <w:t xml:space="preserve"> —</w:t>
+        <w:t>Cloud &amp; DevOps —</w:t>
       </w:r>
       <w:r>
         <w:rPr>
@@ -953,7 +493,6 @@
         </w:rPr>
         <w:t xml:space="preserve"> </w:t>
       </w:r>
-      <w:proofErr w:type="spellStart"/>
       <w:r>
         <w:rPr>
           <w:rStyle w:val="Strong"/>
@@ -961,9 +500,8 @@
           <w:b w:val="0"/>
           <w:sz w:val="18"/>
         </w:rPr>
-        <w:t>Docker</w:t>
-      </w:r>
-      <w:proofErr w:type="spellEnd"/>
+        <w:t>Docker, Kubernetes, Helm, Argo CD, Gi</w:t>
+      </w:r>
       <w:r>
         <w:rPr>
           <w:rStyle w:val="Strong"/>
@@ -971,9 +509,24 @@
           <w:b w:val="0"/>
           <w:sz w:val="18"/>
         </w:rPr>
-        <w:t xml:space="preserve">, </w:t>
-      </w:r>
-      <w:proofErr w:type="spellStart"/>
+        <w:t>tOps, Terraform, CloudFormation,</w:t>
+      </w:r>
+      <w:r>
+        <w:rPr>
+          <w:rStyle w:val="Strong"/>
+          <w:rFonts w:ascii="Arial" w:hAnsi="Arial" w:cs="Arial"/>
+          <w:sz w:val="18"/>
+        </w:rPr>
+        <w:t xml:space="preserve"> </w:t>
+      </w:r>
+      <w:r>
+        <w:rPr>
+          <w:rStyle w:val="Strong"/>
+          <w:rFonts w:ascii="Arial" w:hAnsi="Arial" w:cs="Arial"/>
+          <w:sz w:val="18"/>
+        </w:rPr>
+        <w:t>AWS</w:t>
+      </w:r>
       <w:r>
         <w:rPr>
           <w:rStyle w:val="Strong"/>
@@ -981,9 +534,16 @@
           <w:b w:val="0"/>
           <w:sz w:val="18"/>
         </w:rPr>
-        <w:t>Kubernetes</w:t>
-      </w:r>
-      <w:proofErr w:type="spellEnd"/>
+        <w:t xml:space="preserve">: EKS, ECS, EC2, Lambda, API Gateway, S3, CloudFront, RDS, DynamoDB, ElastiCache, EventBridge, Step Functions, IAM, </w:t>
+      </w:r>
+      <w:r>
+        <w:rPr>
+          <w:rStyle w:val="Strong"/>
+          <w:rFonts w:ascii="Arial" w:hAnsi="Arial" w:cs="Arial"/>
+          <w:sz w:val="18"/>
+        </w:rPr>
+        <w:t>Azure</w:t>
+      </w:r>
       <w:r>
         <w:rPr>
           <w:rStyle w:val="Strong"/>
@@ -991,9 +551,16 @@
           <w:b w:val="0"/>
           <w:sz w:val="18"/>
         </w:rPr>
-        <w:t xml:space="preserve">, Helm, Argo CD, </w:t>
-      </w:r>
-      <w:proofErr w:type="spellStart"/>
+        <w:t xml:space="preserve">: AKS, App Service, Azure SQL, Service Bus, Key Vault, Application Insights, </w:t>
+      </w:r>
+      <w:r>
+        <w:rPr>
+          <w:rStyle w:val="Strong"/>
+          <w:rFonts w:ascii="Arial" w:hAnsi="Arial" w:cs="Arial"/>
+          <w:sz w:val="18"/>
+        </w:rPr>
+        <w:t>GCP</w:t>
+      </w:r>
       <w:r>
         <w:rPr>
           <w:rStyle w:val="Strong"/>
@@ -1001,7 +568,7 @@
           <w:b w:val="0"/>
           <w:sz w:val="18"/>
         </w:rPr>
-        <w:t>Gi</w:t>
+        <w:t>: GKE, Cloud Run, Pub/Sub, Cloud Storage, Bi</w:t>
       </w:r>
       <w:r>
         <w:rPr>
@@ -1010,9 +577,8 @@
           <w:b w:val="0"/>
           <w:sz w:val="18"/>
         </w:rPr>
-        <w:t>tOps</w:t>
-      </w:r>
-      <w:proofErr w:type="spellEnd"/>
+        <w:t>gQuery (as consumer/integrator)</w:t>
+      </w:r>
       <w:r>
         <w:rPr>
           <w:rStyle w:val="Strong"/>
@@ -1020,9 +586,16 @@
           <w:b w:val="0"/>
           <w:sz w:val="18"/>
         </w:rPr>
-        <w:t xml:space="preserve">, </w:t>
-      </w:r>
-      <w:proofErr w:type="spellStart"/>
+        <w:t xml:space="preserve"> </w:t>
+      </w:r>
+      <w:r>
+        <w:rPr>
+          <w:rStyle w:val="Strong"/>
+          <w:rFonts w:ascii="Arial" w:hAnsi="Arial" w:cs="Arial"/>
+          <w:sz w:val="18"/>
+        </w:rPr>
+        <w:t>CI/CD</w:t>
+      </w:r>
       <w:r>
         <w:rPr>
           <w:rStyle w:val="Strong"/>
@@ -1030,303 +603,8 @@
           <w:b w:val="0"/>
           <w:sz w:val="18"/>
         </w:rPr>
-        <w:t>Terraform</w:t>
-      </w:r>
-      <w:proofErr w:type="spellEnd"/>
-      <w:r>
-        <w:rPr>
-          <w:rStyle w:val="Strong"/>
-          <w:rFonts w:ascii="Arial" w:hAnsi="Arial" w:cs="Arial"/>
-          <w:b w:val="0"/>
-          <w:sz w:val="18"/>
-        </w:rPr>
-        <w:t xml:space="preserve">, </w:t>
-      </w:r>
-      <w:proofErr w:type="spellStart"/>
-      <w:r>
-        <w:rPr>
-          <w:rStyle w:val="Strong"/>
-          <w:rFonts w:ascii="Arial" w:hAnsi="Arial" w:cs="Arial"/>
-          <w:b w:val="0"/>
-          <w:sz w:val="18"/>
-        </w:rPr>
-        <w:t>CloudFormation</w:t>
-      </w:r>
-      <w:proofErr w:type="spellEnd"/>
-      <w:r>
-        <w:rPr>
-          <w:rStyle w:val="Strong"/>
-          <w:rFonts w:ascii="Arial" w:hAnsi="Arial" w:cs="Arial"/>
-          <w:b w:val="0"/>
-          <w:sz w:val="18"/>
-        </w:rPr>
-        <w:t>,</w:t>
-      </w:r>
-      <w:r>
-        <w:rPr>
-          <w:rStyle w:val="Strong"/>
-          <w:rFonts w:ascii="Arial" w:hAnsi="Arial" w:cs="Arial"/>
-          <w:sz w:val="18"/>
-        </w:rPr>
-        <w:t xml:space="preserve"> </w:t>
-      </w:r>
-      <w:r>
-        <w:rPr>
-          <w:rStyle w:val="Strong"/>
-          <w:rFonts w:ascii="Arial" w:hAnsi="Arial" w:cs="Arial"/>
-          <w:sz w:val="18"/>
-        </w:rPr>
-        <w:t>AWS</w:t>
-      </w:r>
-      <w:r>
-        <w:rPr>
-          <w:rStyle w:val="Strong"/>
-          <w:rFonts w:ascii="Arial" w:hAnsi="Arial" w:cs="Arial"/>
-          <w:b w:val="0"/>
-          <w:sz w:val="18"/>
-        </w:rPr>
-        <w:t xml:space="preserve">: EKS, ECS, EC2, Lambda, API Gateway, S3, </w:t>
-      </w:r>
-      <w:proofErr w:type="spellStart"/>
-      <w:r>
-        <w:rPr>
-          <w:rStyle w:val="Strong"/>
-          <w:rFonts w:ascii="Arial" w:hAnsi="Arial" w:cs="Arial"/>
-          <w:b w:val="0"/>
-          <w:sz w:val="18"/>
-        </w:rPr>
-        <w:t>CloudFront</w:t>
-      </w:r>
-      <w:proofErr w:type="spellEnd"/>
-      <w:r>
-        <w:rPr>
-          <w:rStyle w:val="Strong"/>
-          <w:rFonts w:ascii="Arial" w:hAnsi="Arial" w:cs="Arial"/>
-          <w:b w:val="0"/>
-          <w:sz w:val="18"/>
-        </w:rPr>
-        <w:t xml:space="preserve">, RDS, </w:t>
-      </w:r>
-      <w:proofErr w:type="spellStart"/>
-      <w:r>
-        <w:rPr>
-          <w:rStyle w:val="Strong"/>
-          <w:rFonts w:ascii="Arial" w:hAnsi="Arial" w:cs="Arial"/>
-          <w:b w:val="0"/>
-          <w:sz w:val="18"/>
-        </w:rPr>
-        <w:t>DynamoDB</w:t>
-      </w:r>
-      <w:proofErr w:type="spellEnd"/>
-      <w:r>
-        <w:rPr>
-          <w:rStyle w:val="Strong"/>
-          <w:rFonts w:ascii="Arial" w:hAnsi="Arial" w:cs="Arial"/>
-          <w:b w:val="0"/>
-          <w:sz w:val="18"/>
-        </w:rPr>
-        <w:t xml:space="preserve">, </w:t>
-      </w:r>
-      <w:proofErr w:type="spellStart"/>
-      <w:r>
-        <w:rPr>
-          <w:rStyle w:val="Strong"/>
-          <w:rFonts w:ascii="Arial" w:hAnsi="Arial" w:cs="Arial"/>
-          <w:b w:val="0"/>
-          <w:sz w:val="18"/>
-        </w:rPr>
-        <w:t>ElastiCache</w:t>
-      </w:r>
-      <w:proofErr w:type="spellEnd"/>
-      <w:r>
-        <w:rPr>
-          <w:rStyle w:val="Strong"/>
-          <w:rFonts w:ascii="Arial" w:hAnsi="Arial" w:cs="Arial"/>
-          <w:b w:val="0"/>
-          <w:sz w:val="18"/>
-        </w:rPr>
-        <w:t xml:space="preserve">, </w:t>
-      </w:r>
-      <w:proofErr w:type="spellStart"/>
-      <w:r>
-        <w:rPr>
-          <w:rStyle w:val="Strong"/>
-          <w:rFonts w:ascii="Arial" w:hAnsi="Arial" w:cs="Arial"/>
-          <w:b w:val="0"/>
-          <w:sz w:val="18"/>
-        </w:rPr>
-        <w:t>EventBridge</w:t>
-      </w:r>
-      <w:proofErr w:type="spellEnd"/>
-      <w:r>
-        <w:rPr>
-          <w:rStyle w:val="Strong"/>
-          <w:rFonts w:ascii="Arial" w:hAnsi="Arial" w:cs="Arial"/>
-          <w:b w:val="0"/>
-          <w:sz w:val="18"/>
-        </w:rPr>
-        <w:t xml:space="preserve">, Step Functions, IAM, </w:t>
-      </w:r>
-      <w:r>
-        <w:rPr>
-          <w:rStyle w:val="Strong"/>
-          <w:rFonts w:ascii="Arial" w:hAnsi="Arial" w:cs="Arial"/>
-          <w:sz w:val="18"/>
-        </w:rPr>
-        <w:t>Azure</w:t>
-      </w:r>
-      <w:r>
-        <w:rPr>
-          <w:rStyle w:val="Strong"/>
-          <w:rFonts w:ascii="Arial" w:hAnsi="Arial" w:cs="Arial"/>
-          <w:b w:val="0"/>
-          <w:sz w:val="18"/>
-        </w:rPr>
-        <w:t xml:space="preserve">: AKS, App Service, Azure SQL, Service Bus, Key Vault, Application Insights, </w:t>
-      </w:r>
-      <w:r>
-        <w:rPr>
-          <w:rStyle w:val="Strong"/>
-          <w:rFonts w:ascii="Arial" w:hAnsi="Arial" w:cs="Arial"/>
-          <w:sz w:val="18"/>
-        </w:rPr>
-        <w:t>GCP</w:t>
-      </w:r>
-      <w:r>
-        <w:rPr>
-          <w:rStyle w:val="Strong"/>
-          <w:rFonts w:ascii="Arial" w:hAnsi="Arial" w:cs="Arial"/>
-          <w:b w:val="0"/>
-          <w:sz w:val="18"/>
-        </w:rPr>
-        <w:t xml:space="preserve">: GKE, Cloud Run, Pub/Sub, Cloud Storage, </w:t>
-      </w:r>
-      <w:proofErr w:type="spellStart"/>
-      <w:r>
-        <w:rPr>
-          <w:rStyle w:val="Strong"/>
-          <w:rFonts w:ascii="Arial" w:hAnsi="Arial" w:cs="Arial"/>
-          <w:b w:val="0"/>
-          <w:sz w:val="18"/>
-        </w:rPr>
-        <w:t>Bi</w:t>
-      </w:r>
-      <w:r>
-        <w:rPr>
-          <w:rStyle w:val="Strong"/>
-          <w:rFonts w:ascii="Arial" w:hAnsi="Arial" w:cs="Arial"/>
-          <w:b w:val="0"/>
-          <w:sz w:val="18"/>
-        </w:rPr>
-        <w:t>gQuery</w:t>
-      </w:r>
-      <w:proofErr w:type="spellEnd"/>
-      <w:r>
-        <w:rPr>
-          <w:rStyle w:val="Strong"/>
-          <w:rFonts w:ascii="Arial" w:hAnsi="Arial" w:cs="Arial"/>
-          <w:b w:val="0"/>
-          <w:sz w:val="18"/>
-        </w:rPr>
-        <w:t xml:space="preserve"> (as consumer/integrator)</w:t>
-      </w:r>
-      <w:r>
-        <w:rPr>
-          <w:rStyle w:val="Strong"/>
-          <w:rFonts w:ascii="Arial" w:hAnsi="Arial" w:cs="Arial"/>
-          <w:b w:val="0"/>
-          <w:sz w:val="18"/>
-        </w:rPr>
-        <w:t xml:space="preserve"> </w:t>
-      </w:r>
-      <w:r>
-        <w:rPr>
-          <w:rStyle w:val="Strong"/>
-          <w:rFonts w:ascii="Arial" w:hAnsi="Arial" w:cs="Arial"/>
-          <w:sz w:val="18"/>
-        </w:rPr>
-        <w:t>CI/CD</w:t>
-      </w:r>
-      <w:r>
-        <w:rPr>
-          <w:rStyle w:val="Strong"/>
-          <w:rFonts w:ascii="Arial" w:hAnsi="Arial" w:cs="Arial"/>
-          <w:b w:val="0"/>
-          <w:sz w:val="18"/>
-        </w:rPr>
-        <w:t xml:space="preserve">: </w:t>
-      </w:r>
-      <w:proofErr w:type="spellStart"/>
-      <w:r>
-        <w:rPr>
-          <w:rStyle w:val="Strong"/>
-          <w:rFonts w:ascii="Arial" w:hAnsi="Arial" w:cs="Arial"/>
-          <w:b w:val="0"/>
-          <w:sz w:val="18"/>
-        </w:rPr>
-        <w:t>GitHub</w:t>
-      </w:r>
-      <w:proofErr w:type="spellEnd"/>
-      <w:r>
-        <w:rPr>
-          <w:rStyle w:val="Strong"/>
-          <w:rFonts w:ascii="Arial" w:hAnsi="Arial" w:cs="Arial"/>
-          <w:b w:val="0"/>
-          <w:sz w:val="18"/>
-        </w:rPr>
-        <w:t xml:space="preserve"> Actions, </w:t>
-      </w:r>
-      <w:proofErr w:type="spellStart"/>
-      <w:r>
-        <w:rPr>
-          <w:rStyle w:val="Strong"/>
-          <w:rFonts w:ascii="Arial" w:hAnsi="Arial" w:cs="Arial"/>
-          <w:b w:val="0"/>
-          <w:sz w:val="18"/>
-        </w:rPr>
-        <w:t>GitLab</w:t>
-      </w:r>
-      <w:proofErr w:type="spellEnd"/>
-      <w:r>
-        <w:rPr>
-          <w:rStyle w:val="Strong"/>
-          <w:rFonts w:ascii="Arial" w:hAnsi="Arial" w:cs="Arial"/>
-          <w:b w:val="0"/>
-          <w:sz w:val="18"/>
-        </w:rPr>
-        <w:t xml:space="preserve"> CI, Jenkins, Azure </w:t>
-      </w:r>
-      <w:proofErr w:type="spellStart"/>
-      <w:r>
-        <w:rPr>
-          <w:rStyle w:val="Strong"/>
-          <w:rFonts w:ascii="Arial" w:hAnsi="Arial" w:cs="Arial"/>
-          <w:b w:val="0"/>
-          <w:sz w:val="18"/>
-        </w:rPr>
-        <w:t>DevOps</w:t>
-      </w:r>
-      <w:proofErr w:type="spellEnd"/>
-      <w:r>
-        <w:rPr>
-          <w:rStyle w:val="Strong"/>
-          <w:rFonts w:ascii="Arial" w:hAnsi="Arial" w:cs="Arial"/>
-          <w:b w:val="0"/>
-          <w:sz w:val="18"/>
-        </w:rPr>
-        <w:t xml:space="preserve">, </w:t>
-      </w:r>
-      <w:proofErr w:type="spellStart"/>
-      <w:r>
-        <w:rPr>
-          <w:rStyle w:val="Strong"/>
-          <w:rFonts w:ascii="Arial" w:hAnsi="Arial" w:cs="Arial"/>
-          <w:b w:val="0"/>
-          <w:sz w:val="18"/>
-        </w:rPr>
-        <w:t>CircleCI</w:t>
-      </w:r>
-      <w:proofErr w:type="spellEnd"/>
+        <w:t>: GitHub Actions, GitLab CI, Jenkins, Azure DevOps, CircleCI</w:t>
+      </w:r>
     </w:p>
     <w:p>
       <w:pPr>
@@ -1342,25 +620,14 @@
           <w:sz w:val="18"/>
         </w:rPr>
       </w:pPr>
-      <w:proofErr w:type="spellStart"/>
-      <w:r>
-        <w:rPr>
-          <w:rStyle w:val="Strong"/>
-          <w:rFonts w:ascii="Arial" w:hAnsi="Arial" w:cs="Arial"/>
-          <w:sz w:val="18"/>
-        </w:rPr>
-        <w:t>Observability</w:t>
-      </w:r>
-      <w:proofErr w:type="spellEnd"/>
-      <w:r>
-        <w:rPr>
-          <w:rStyle w:val="Strong"/>
-          <w:rFonts w:ascii="Arial" w:hAnsi="Arial" w:cs="Arial"/>
-          <w:sz w:val="18"/>
-        </w:rPr>
-        <w:t xml:space="preserve">, Quality &amp; Security — </w:t>
-      </w:r>
-      <w:proofErr w:type="spellStart"/>
+      <w:r>
+        <w:rPr>
+          <w:rStyle w:val="Strong"/>
+          <w:rFonts w:ascii="Arial" w:hAnsi="Arial" w:cs="Arial"/>
+          <w:sz w:val="18"/>
+        </w:rPr>
+        <w:t xml:space="preserve">Observability, Quality &amp; Security — </w:t>
+      </w:r>
       <w:r>
         <w:rPr>
           <w:rStyle w:val="Strong"/>
@@ -1368,9 +635,16 @@
           <w:b w:val="0"/>
           <w:sz w:val="18"/>
         </w:rPr>
-        <w:t>OpenTelemetry</w:t>
-      </w:r>
-      <w:proofErr w:type="spellEnd"/>
+        <w:t xml:space="preserve">OpenTelemetry, Datadog, Prometheus, Grafana, ELK/EFK, CloudWatch, structured logging, </w:t>
+      </w:r>
+      <w:r>
+        <w:rPr>
+          <w:rStyle w:val="Strong"/>
+          <w:rFonts w:ascii="Arial" w:hAnsi="Arial" w:cs="Arial"/>
+          <w:sz w:val="18"/>
+        </w:rPr>
+        <w:t>Testing</w:t>
+      </w:r>
       <w:r>
         <w:rPr>
           <w:rStyle w:val="Strong"/>
@@ -1378,9 +652,16 @@
           <w:b w:val="0"/>
           <w:sz w:val="18"/>
         </w:rPr>
-        <w:t xml:space="preserve">, </w:t>
-      </w:r>
-      <w:proofErr w:type="spellStart"/>
+        <w:t xml:space="preserve">: Jest, Mocha, Chai, React Testing Library, Cypress, Playwright, API contract tests (Pact-style), </w:t>
+      </w:r>
+      <w:r>
+        <w:rPr>
+          <w:rStyle w:val="Strong"/>
+          <w:rFonts w:ascii="Arial" w:hAnsi="Arial" w:cs="Arial"/>
+          <w:sz w:val="18"/>
+        </w:rPr>
+        <w:t>Security</w:t>
+      </w:r>
       <w:r>
         <w:rPr>
           <w:rStyle w:val="Strong"/>
@@ -1388,131 +669,7 @@
           <w:b w:val="0"/>
           <w:sz w:val="18"/>
         </w:rPr>
-        <w:t>Datadog</w:t>
-      </w:r>
-      <w:proofErr w:type="spellEnd"/>
-      <w:r>
-        <w:rPr>
-          <w:rStyle w:val="Strong"/>
-          <w:rFonts w:ascii="Arial" w:hAnsi="Arial" w:cs="Arial"/>
-          <w:b w:val="0"/>
-          <w:sz w:val="18"/>
-        </w:rPr>
-        <w:t xml:space="preserve">, Prometheus, </w:t>
-      </w:r>
-      <w:proofErr w:type="spellStart"/>
-      <w:r>
-        <w:rPr>
-          <w:rStyle w:val="Strong"/>
-          <w:rFonts w:ascii="Arial" w:hAnsi="Arial" w:cs="Arial"/>
-          <w:b w:val="0"/>
-          <w:sz w:val="18"/>
-        </w:rPr>
-        <w:t>Grafana</w:t>
-      </w:r>
-      <w:proofErr w:type="spellEnd"/>
-      <w:r>
-        <w:rPr>
-          <w:rStyle w:val="Strong"/>
-          <w:rFonts w:ascii="Arial" w:hAnsi="Arial" w:cs="Arial"/>
-          <w:b w:val="0"/>
-          <w:sz w:val="18"/>
-        </w:rPr>
-        <w:t xml:space="preserve">, ELK/EFK, </w:t>
-      </w:r>
-      <w:proofErr w:type="spellStart"/>
-      <w:r>
-        <w:rPr>
-          <w:rStyle w:val="Strong"/>
-          <w:rFonts w:ascii="Arial" w:hAnsi="Arial" w:cs="Arial"/>
-          <w:b w:val="0"/>
-          <w:sz w:val="18"/>
-        </w:rPr>
-        <w:t>CloudWatch</w:t>
-      </w:r>
-      <w:proofErr w:type="spellEnd"/>
-      <w:r>
-        <w:rPr>
-          <w:rStyle w:val="Strong"/>
-          <w:rFonts w:ascii="Arial" w:hAnsi="Arial" w:cs="Arial"/>
-          <w:b w:val="0"/>
-          <w:sz w:val="18"/>
-        </w:rPr>
-        <w:t xml:space="preserve">, structured logging, </w:t>
-      </w:r>
-      <w:r>
-        <w:rPr>
-          <w:rStyle w:val="Strong"/>
-          <w:rFonts w:ascii="Arial" w:hAnsi="Arial" w:cs="Arial"/>
-          <w:sz w:val="18"/>
-        </w:rPr>
-        <w:t>Testing</w:t>
-      </w:r>
-      <w:r>
-        <w:rPr>
-          <w:rStyle w:val="Strong"/>
-          <w:rFonts w:ascii="Arial" w:hAnsi="Arial" w:cs="Arial"/>
-          <w:b w:val="0"/>
-          <w:sz w:val="18"/>
-        </w:rPr>
-        <w:t xml:space="preserve">: Jest, Mocha, Chai, React Testing Library, Cypress, Playwright, API contract tests (Pact-style), </w:t>
-      </w:r>
-      <w:r>
-        <w:rPr>
-          <w:rStyle w:val="Strong"/>
-          <w:rFonts w:ascii="Arial" w:hAnsi="Arial" w:cs="Arial"/>
-          <w:sz w:val="18"/>
-        </w:rPr>
-        <w:t>Security</w:t>
-      </w:r>
-      <w:r>
-        <w:rPr>
-          <w:rStyle w:val="Strong"/>
-          <w:rFonts w:ascii="Arial" w:hAnsi="Arial" w:cs="Arial"/>
-          <w:b w:val="0"/>
-          <w:sz w:val="18"/>
-        </w:rPr>
-        <w:t xml:space="preserve">: </w:t>
-      </w:r>
-      <w:proofErr w:type="spellStart"/>
-      <w:r>
-        <w:rPr>
-          <w:rStyle w:val="Strong"/>
-          <w:rFonts w:ascii="Arial" w:hAnsi="Arial" w:cs="Arial"/>
-          <w:b w:val="0"/>
-          <w:sz w:val="18"/>
-        </w:rPr>
-        <w:t>Okta</w:t>
-      </w:r>
-      <w:proofErr w:type="spellEnd"/>
-      <w:r>
-        <w:rPr>
-          <w:rStyle w:val="Strong"/>
-          <w:rFonts w:ascii="Arial" w:hAnsi="Arial" w:cs="Arial"/>
-          <w:b w:val="0"/>
-          <w:sz w:val="18"/>
-        </w:rPr>
-        <w:t xml:space="preserve">, Auth0, AWS </w:t>
-      </w:r>
-      <w:proofErr w:type="spellStart"/>
-      <w:r>
-        <w:rPr>
-          <w:rStyle w:val="Strong"/>
-          <w:rFonts w:ascii="Arial" w:hAnsi="Arial" w:cs="Arial"/>
-          <w:b w:val="0"/>
-          <w:sz w:val="18"/>
-        </w:rPr>
-        <w:t>Cognito</w:t>
-      </w:r>
-      <w:proofErr w:type="spellEnd"/>
-      <w:r>
-        <w:rPr>
-          <w:rStyle w:val="Strong"/>
-          <w:rFonts w:ascii="Arial" w:hAnsi="Arial" w:cs="Arial"/>
-          <w:b w:val="0"/>
-          <w:sz w:val="18"/>
-        </w:rPr>
-        <w:t>, RBAC/ABAC, audit logging, secrets patterns</w:t>
+        <w:t>: Okta, Auth0, AWS Cognito, RBAC/ABAC, audit logging, secrets patterns</w:t>
       </w:r>
     </w:p>
     <w:p>
@@ -1557,8 +714,6 @@
       </w:r>
     </w:p>
     <w:p>
-      <w:proofErr w:type="spellStart"/>
-      <w:proofErr w:type="gramStart"/>
       <w:r>
         <w:rPr>
           <w:rFonts w:ascii="Arial" w:eastAsia="Arial" w:hAnsi="Arial" w:cs="Arial"/>
@@ -1566,27 +721,7 @@
           <w:sz w:val="21"/>
           <w:szCs w:val="21"/>
         </w:rPr>
-        <w:t>SumatoSoft</w:t>
-      </w:r>
-      <w:proofErr w:type="spellEnd"/>
-      <w:r>
-        <w:rPr>
-          <w:rFonts w:ascii="Arial" w:eastAsia="Arial" w:hAnsi="Arial" w:cs="Arial"/>
-          <w:color w:val="555555"/>
-          <w:sz w:val="21"/>
-          <w:szCs w:val="21"/>
-        </w:rPr>
-        <w:t xml:space="preserve">  |</w:t>
-      </w:r>
-      <w:proofErr w:type="gramEnd"/>
-      <w:r>
-        <w:rPr>
-          <w:rFonts w:ascii="Arial" w:eastAsia="Arial" w:hAnsi="Arial" w:cs="Arial"/>
-          <w:color w:val="555555"/>
-          <w:sz w:val="21"/>
-          <w:szCs w:val="21"/>
-        </w:rPr>
-        <w:t xml:space="preserve">  January 2021 - December 2025</w:t>
+        <w:t>SumatoSoft  |  January 2021 - December 2025</w:t>
       </w:r>
     </w:p>
     <w:p>
@@ -1681,18 +816,8 @@
           <w:rFonts w:ascii="Arial" w:hAnsi="Arial" w:cs="Arial"/>
           <w:sz w:val="18"/>
         </w:rPr>
-        <w:t>Retrofit/</w:t>
-      </w:r>
-      <w:proofErr w:type="spellStart"/>
-      <w:r>
-        <w:rPr>
-          <w:rStyle w:val="Strong"/>
-          <w:rFonts w:ascii="Arial" w:hAnsi="Arial" w:cs="Arial"/>
-          <w:sz w:val="18"/>
-        </w:rPr>
-        <w:t>OkHttp</w:t>
-      </w:r>
-      <w:proofErr w:type="spellEnd"/>
+        <w:t>Retrofit/OkHttp</w:t>
+      </w:r>
       <w:r>
         <w:rPr>
           <w:rFonts w:ascii="Arial" w:hAnsi="Arial" w:cs="Arial"/>
@@ -1742,17 +867,7 @@
           <w:rFonts w:ascii="Arial" w:hAnsi="Arial" w:cs="Arial"/>
           <w:sz w:val="18"/>
         </w:rPr>
-        <w:t>Ro</w:t>
-      </w:r>
-      <w:bookmarkStart w:id="0" w:name="_GoBack"/>
-      <w:bookmarkEnd w:id="0"/>
-      <w:r>
-        <w:rPr>
-          <w:rStyle w:val="Strong"/>
-          <w:rFonts w:ascii="Arial" w:hAnsi="Arial" w:cs="Arial"/>
-          <w:sz w:val="18"/>
-        </w:rPr>
-        <w:t>om</w:t>
+        <w:t>Room</w:t>
       </w:r>
       <w:r>
         <w:rPr>
@@ -1782,7 +897,6 @@
         </w:rPr>
         <w:t xml:space="preserve">Designed background reliability with </w:t>
       </w:r>
-      <w:proofErr w:type="spellStart"/>
       <w:r>
         <w:rPr>
           <w:rStyle w:val="Strong"/>
@@ -1791,29 +905,12 @@
         </w:rPr>
         <w:t>WorkManager</w:t>
       </w:r>
-      <w:proofErr w:type="spellEnd"/>
-      <w:r>
-        <w:rPr>
-          <w:rFonts w:ascii="Arial" w:hAnsi="Arial" w:cs="Arial"/>
-          <w:sz w:val="18"/>
-        </w:rPr>
-        <w:t xml:space="preserve"> (retries, constraints, </w:t>
-      </w:r>
-      <w:proofErr w:type="gramStart"/>
-      <w:r>
-        <w:rPr>
-          <w:rFonts w:ascii="Arial" w:hAnsi="Arial" w:cs="Arial"/>
-          <w:sz w:val="18"/>
-        </w:rPr>
-        <w:t>idempotent</w:t>
-      </w:r>
-      <w:proofErr w:type="gramEnd"/>
-      <w:r>
-        <w:rPr>
-          <w:rFonts w:ascii="Arial" w:hAnsi="Arial" w:cs="Arial"/>
-          <w:sz w:val="18"/>
-        </w:rPr>
-        <w:t xml:space="preserve"> work), keeping long-running sync and upload jobs stable without draining battery.</w:t>
+      <w:r>
+        <w:rPr>
+          <w:rFonts w:ascii="Arial" w:hAnsi="Arial" w:cs="Arial"/>
+          <w:sz w:val="18"/>
+        </w:rPr>
+        <w:t xml:space="preserve"> (retries, constraints, idempotent work), keeping long-running sync and upload jobs stable without draining battery.</w:t>
       </w:r>
     </w:p>
     <w:p>
@@ -1851,23 +948,13 @@
         </w:rPr>
         <w:t xml:space="preserve">, </w:t>
       </w:r>
-      <w:proofErr w:type="spellStart"/>
-      <w:r>
-        <w:rPr>
-          <w:rStyle w:val="Strong"/>
-          <w:rFonts w:ascii="Arial" w:hAnsi="Arial" w:cs="Arial"/>
-          <w:sz w:val="18"/>
-        </w:rPr>
-        <w:t>OpenID</w:t>
-      </w:r>
-      <w:proofErr w:type="spellEnd"/>
-      <w:r>
-        <w:rPr>
-          <w:rStyle w:val="Strong"/>
-          <w:rFonts w:ascii="Arial" w:hAnsi="Arial" w:cs="Arial"/>
-          <w:sz w:val="18"/>
-        </w:rPr>
-        <w:t xml:space="preserve"> Connect</w:t>
+      <w:r>
+        <w:rPr>
+          <w:rStyle w:val="Strong"/>
+          <w:rFonts w:ascii="Arial" w:hAnsi="Arial" w:cs="Arial"/>
+          <w:sz w:val="18"/>
+        </w:rPr>
+        <w:t>OpenID Connect</w:t>
       </w:r>
       <w:r>
         <w:rPr>
@@ -1891,7 +978,6 @@
         </w:rPr>
         <w:t xml:space="preserve">, integrating enterprise identity via </w:t>
       </w:r>
-      <w:proofErr w:type="spellStart"/>
       <w:r>
         <w:rPr>
           <w:rStyle w:val="Strong"/>
@@ -1900,7 +986,6 @@
         </w:rPr>
         <w:t>Okta</w:t>
       </w:r>
-      <w:proofErr w:type="spellEnd"/>
       <w:r>
         <w:rPr>
           <w:rFonts w:ascii="Arial" w:hAnsi="Arial" w:cs="Arial"/>
@@ -1929,18 +1014,8 @@
           <w:rFonts w:ascii="Arial" w:hAnsi="Arial" w:cs="Arial"/>
           <w:sz w:val="18"/>
         </w:rPr>
-        <w:t xml:space="preserve">AWS </w:t>
-      </w:r>
-      <w:proofErr w:type="spellStart"/>
-      <w:r>
-        <w:rPr>
-          <w:rStyle w:val="Strong"/>
-          <w:rFonts w:ascii="Arial" w:hAnsi="Arial" w:cs="Arial"/>
-          <w:sz w:val="18"/>
-        </w:rPr>
-        <w:t>Cognito</w:t>
-      </w:r>
-      <w:proofErr w:type="spellEnd"/>
+        <w:t>AWS Cognito</w:t>
+      </w:r>
       <w:r>
         <w:rPr>
           <w:rFonts w:ascii="Arial" w:hAnsi="Arial" w:cs="Arial"/>
@@ -2003,23 +1078,7 @@
           <w:rFonts w:ascii="Arial" w:hAnsi="Arial" w:cs="Arial"/>
           <w:sz w:val="18"/>
         </w:rPr>
-        <w:t xml:space="preserve">Improved app performance by profiling rendering, reducing overdraw, optimizing Compose </w:t>
-      </w:r>
-      <w:proofErr w:type="spellStart"/>
-      <w:r>
-        <w:rPr>
-          <w:rFonts w:ascii="Arial" w:hAnsi="Arial" w:cs="Arial"/>
-          <w:sz w:val="18"/>
-        </w:rPr>
-        <w:t>recomposition</w:t>
-      </w:r>
-      <w:proofErr w:type="spellEnd"/>
-      <w:r>
-        <w:rPr>
-          <w:rFonts w:ascii="Arial" w:hAnsi="Arial" w:cs="Arial"/>
-          <w:sz w:val="18"/>
-        </w:rPr>
-        <w:t xml:space="preserve"> hotspots, and tightening caching policies for heavy list/detail flows.</w:t>
+        <w:t>Improved app performance by profiling rendering, reducing overdraw, optimizing Compose recomposition hotspots, and tightening caching policies for heavy list/detail flows.</w:t>
       </w:r>
     </w:p>
     <w:p>
@@ -2087,7 +1146,6 @@
         </w:rPr>
         <w:t xml:space="preserve"> behind </w:t>
       </w:r>
-      <w:proofErr w:type="spellStart"/>
       <w:r>
         <w:rPr>
           <w:rStyle w:val="Strong"/>
@@ -2096,7 +1154,6 @@
         </w:rPr>
         <w:t>CloudFront</w:t>
       </w:r>
-      <w:proofErr w:type="spellEnd"/>
       <w:r>
         <w:rPr>
           <w:rFonts w:ascii="Arial" w:hAnsi="Arial" w:cs="Arial"/>
@@ -2176,23 +1233,13 @@
         </w:rPr>
         <w:t xml:space="preserve">Supported search-backed experiences by consuming </w:t>
       </w:r>
-      <w:proofErr w:type="spellStart"/>
-      <w:r>
-        <w:rPr>
-          <w:rStyle w:val="Strong"/>
-          <w:rFonts w:ascii="Arial" w:hAnsi="Arial" w:cs="Arial"/>
-          <w:sz w:val="18"/>
-        </w:rPr>
-        <w:t>Elasticsearch</w:t>
-      </w:r>
-      <w:proofErr w:type="spellEnd"/>
-      <w:r>
-        <w:rPr>
-          <w:rStyle w:val="Strong"/>
-          <w:rFonts w:ascii="Arial" w:hAnsi="Arial" w:cs="Arial"/>
-          <w:sz w:val="18"/>
-        </w:rPr>
-        <w:t>/OpenSearch</w:t>
+      <w:r>
+        <w:rPr>
+          <w:rStyle w:val="Strong"/>
+          <w:rFonts w:ascii="Arial" w:hAnsi="Arial" w:cs="Arial"/>
+          <w:sz w:val="18"/>
+        </w:rPr>
+        <w:t>Elasticsearch/OpenSearch</w:t>
       </w:r>
       <w:r>
         <w:rPr>
@@ -2237,7 +1284,6 @@
         </w:rPr>
         <w:t xml:space="preserve"> and </w:t>
       </w:r>
-      <w:proofErr w:type="spellStart"/>
       <w:r>
         <w:rPr>
           <w:rStyle w:val="Strong"/>
@@ -2246,7 +1292,6 @@
         </w:rPr>
         <w:t>BigQuery</w:t>
       </w:r>
-      <w:proofErr w:type="spellEnd"/>
       <w:r>
         <w:rPr>
           <w:rFonts w:ascii="Arial" w:hAnsi="Arial" w:cs="Arial"/>
@@ -2312,7 +1357,6 @@
         </w:rPr>
         <w:t xml:space="preserve">Improved reliability signals by instrumenting </w:t>
       </w:r>
-      <w:proofErr w:type="spellStart"/>
       <w:r>
         <w:rPr>
           <w:rStyle w:val="Strong"/>
@@ -2321,7 +1365,6 @@
         </w:rPr>
         <w:t>OpenTelemetry</w:t>
       </w:r>
-      <w:proofErr w:type="spellEnd"/>
       <w:r>
         <w:rPr>
           <w:rFonts w:ascii="Arial" w:hAnsi="Arial" w:cs="Arial"/>
@@ -2329,34 +1372,14 @@
         </w:rPr>
         <w:t xml:space="preserve"> traces/metrics/logs across the app and services, correlating crashes and latency in </w:t>
       </w:r>
-      <w:proofErr w:type="spellStart"/>
-      <w:r>
-        <w:rPr>
-          <w:rStyle w:val="Strong"/>
-          <w:rFonts w:ascii="Arial" w:hAnsi="Arial" w:cs="Arial"/>
-          <w:sz w:val="18"/>
-        </w:rPr>
-        <w:t>Datadog</w:t>
-      </w:r>
-      <w:proofErr w:type="spellEnd"/>
-      <w:r>
-        <w:rPr>
-          <w:rStyle w:val="Strong"/>
-          <w:rFonts w:ascii="Arial" w:hAnsi="Arial" w:cs="Arial"/>
-          <w:sz w:val="18"/>
-        </w:rPr>
-        <w:t>/</w:t>
-      </w:r>
-      <w:proofErr w:type="spellStart"/>
-      <w:r>
-        <w:rPr>
-          <w:rStyle w:val="Strong"/>
-          <w:rFonts w:ascii="Arial" w:hAnsi="Arial" w:cs="Arial"/>
-          <w:sz w:val="18"/>
-        </w:rPr>
-        <w:t>Grafana</w:t>
-      </w:r>
-      <w:proofErr w:type="spellEnd"/>
+      <w:r>
+        <w:rPr>
+          <w:rStyle w:val="Strong"/>
+          <w:rFonts w:ascii="Arial" w:hAnsi="Arial" w:cs="Arial"/>
+          <w:sz w:val="18"/>
+        </w:rPr>
+        <w:t>Datadog/Grafana</w:t>
+      </w:r>
       <w:r>
         <w:rPr>
           <w:rFonts w:ascii="Arial" w:hAnsi="Arial" w:cs="Arial"/>
@@ -2400,7 +1423,6 @@
         </w:rPr>
         <w:t xml:space="preserve"> and </w:t>
       </w:r>
-      <w:proofErr w:type="spellStart"/>
       <w:r>
         <w:rPr>
           <w:rStyle w:val="Strong"/>
@@ -2409,7 +1431,6 @@
         </w:rPr>
         <w:t>CloudWatch</w:t>
       </w:r>
-      <w:proofErr w:type="spellEnd"/>
       <w:r>
         <w:rPr>
           <w:rFonts w:ascii="Arial" w:hAnsi="Arial" w:cs="Arial"/>
@@ -2438,23 +1459,13 @@
         </w:rPr>
         <w:t xml:space="preserve">Strengthened delivery confidence using automated checks in </w:t>
       </w:r>
-      <w:proofErr w:type="spellStart"/>
-      <w:r>
-        <w:rPr>
-          <w:rStyle w:val="Strong"/>
-          <w:rFonts w:ascii="Arial" w:hAnsi="Arial" w:cs="Arial"/>
-          <w:sz w:val="18"/>
-        </w:rPr>
-        <w:t>GitHub</w:t>
-      </w:r>
-      <w:proofErr w:type="spellEnd"/>
-      <w:r>
-        <w:rPr>
-          <w:rStyle w:val="Strong"/>
-          <w:rFonts w:ascii="Arial" w:hAnsi="Arial" w:cs="Arial"/>
-          <w:sz w:val="18"/>
-        </w:rPr>
-        <w:t xml:space="preserve"> Actions</w:t>
+      <w:r>
+        <w:rPr>
+          <w:rStyle w:val="Strong"/>
+          <w:rFonts w:ascii="Arial" w:hAnsi="Arial" w:cs="Arial"/>
+          <w:sz w:val="18"/>
+        </w:rPr>
+        <w:t>GitHub Actions</w:t>
       </w:r>
       <w:r>
         <w:rPr>
@@ -2463,23 +1474,13 @@
         </w:rPr>
         <w:t xml:space="preserve">, </w:t>
       </w:r>
-      <w:proofErr w:type="spellStart"/>
-      <w:r>
-        <w:rPr>
-          <w:rStyle w:val="Strong"/>
-          <w:rFonts w:ascii="Arial" w:hAnsi="Arial" w:cs="Arial"/>
-          <w:sz w:val="18"/>
-        </w:rPr>
-        <w:t>GitLab</w:t>
-      </w:r>
-      <w:proofErr w:type="spellEnd"/>
-      <w:r>
-        <w:rPr>
-          <w:rStyle w:val="Strong"/>
-          <w:rFonts w:ascii="Arial" w:hAnsi="Arial" w:cs="Arial"/>
-          <w:sz w:val="18"/>
-        </w:rPr>
-        <w:t xml:space="preserve"> CI</w:t>
+      <w:r>
+        <w:rPr>
+          <w:rStyle w:val="Strong"/>
+          <w:rFonts w:ascii="Arial" w:hAnsi="Arial" w:cs="Arial"/>
+          <w:sz w:val="18"/>
+        </w:rPr>
+        <w:t>GitLab CI</w:t>
       </w:r>
       <w:r>
         <w:rPr>
@@ -2536,27 +1537,7 @@
           <w:sz w:val="21"/>
           <w:szCs w:val="21"/>
         </w:rPr>
-        <w:t xml:space="preserve">High Touch </w:t>
-      </w:r>
-      <w:proofErr w:type="gramStart"/>
-      <w:r>
-        <w:rPr>
-          <w:rFonts w:ascii="Arial" w:eastAsia="Arial" w:hAnsi="Arial" w:cs="Arial"/>
-          <w:color w:val="555555"/>
-          <w:sz w:val="21"/>
-          <w:szCs w:val="21"/>
-        </w:rPr>
-        <w:t>Technologies  |</w:t>
-      </w:r>
-      <w:proofErr w:type="gramEnd"/>
-      <w:r>
-        <w:rPr>
-          <w:rFonts w:ascii="Arial" w:eastAsia="Arial" w:hAnsi="Arial" w:cs="Arial"/>
-          <w:color w:val="555555"/>
-          <w:sz w:val="21"/>
-          <w:szCs w:val="21"/>
-        </w:rPr>
-        <w:t xml:space="preserve">  June 2018 - December 2020</w:t>
+        <w:t>High Touch Technologies  |  June 2018 - December 2020</w:t>
       </w:r>
     </w:p>
     <w:p>
@@ -2685,39 +1666,7 @@
           <w:rFonts w:ascii="Arial" w:hAnsi="Arial" w:cs="Arial"/>
           <w:sz w:val="18"/>
         </w:rPr>
-        <w:t xml:space="preserve">Improved UX and responsiveness by eliminating race conditions in </w:t>
-      </w:r>
-      <w:proofErr w:type="spellStart"/>
-      <w:r>
-        <w:rPr>
-          <w:rFonts w:ascii="Arial" w:hAnsi="Arial" w:cs="Arial"/>
-          <w:sz w:val="18"/>
-        </w:rPr>
-        <w:t>async</w:t>
-      </w:r>
-      <w:proofErr w:type="spellEnd"/>
-      <w:r>
-        <w:rPr>
-          <w:rFonts w:ascii="Arial" w:hAnsi="Arial" w:cs="Arial"/>
-          <w:sz w:val="18"/>
-        </w:rPr>
-        <w:t xml:space="preserve"> flows, refining </w:t>
-      </w:r>
-      <w:proofErr w:type="spellStart"/>
-      <w:r>
-        <w:rPr>
-          <w:rFonts w:ascii="Arial" w:hAnsi="Arial" w:cs="Arial"/>
-          <w:sz w:val="18"/>
-        </w:rPr>
-        <w:t>coroutine</w:t>
-      </w:r>
-      <w:proofErr w:type="spellEnd"/>
-      <w:r>
-        <w:rPr>
-          <w:rFonts w:ascii="Arial" w:hAnsi="Arial" w:cs="Arial"/>
-          <w:sz w:val="18"/>
-        </w:rPr>
-        <w:t xml:space="preserve"> dispatching, and reducing redundant network calls.</w:t>
+        <w:t>Improved UX and responsiveness by eliminating race conditions in async flows, refining coroutine dispatching, and reducing redundant network calls.</w:t>
       </w:r>
     </w:p>
     <w:p>
@@ -2780,23 +1729,7 @@
           <w:rFonts w:ascii="Arial" w:hAnsi="Arial" w:cs="Arial"/>
           <w:sz w:val="18"/>
         </w:rPr>
-        <w:t xml:space="preserve">Supported long-running operations by consuming job status updates via </w:t>
-      </w:r>
-      <w:proofErr w:type="spellStart"/>
-      <w:r>
-        <w:rPr>
-          <w:rFonts w:ascii="Arial" w:hAnsi="Arial" w:cs="Arial"/>
-          <w:sz w:val="18"/>
-        </w:rPr>
-        <w:t>WebSockets</w:t>
-      </w:r>
-      <w:proofErr w:type="spellEnd"/>
-      <w:r>
-        <w:rPr>
-          <w:rFonts w:ascii="Arial" w:hAnsi="Arial" w:cs="Arial"/>
-          <w:sz w:val="18"/>
-        </w:rPr>
-        <w:t>/SSE patterns and surfacing observable progress states in the app.</w:t>
+        <w:t>Supported long-running operations by consuming job status updates via WebSockets/SSE patterns and surfacing observable progress states in the app.</w:t>
       </w:r>
     </w:p>
     <w:p>
@@ -2819,7 +1752,6 @@
         </w:rPr>
         <w:t xml:space="preserve">Helped integrate messaging workflows backed by </w:t>
       </w:r>
-      <w:proofErr w:type="spellStart"/>
       <w:r>
         <w:rPr>
           <w:rStyle w:val="Strong"/>
@@ -2828,7 +1760,6 @@
         </w:rPr>
         <w:t>RabbitMQ</w:t>
       </w:r>
-      <w:proofErr w:type="spellEnd"/>
       <w:r>
         <w:rPr>
           <w:rFonts w:ascii="Arial" w:hAnsi="Arial" w:cs="Arial"/>
@@ -2899,18 +1830,8 @@
           <w:rFonts w:ascii="Arial" w:hAnsi="Arial" w:cs="Arial"/>
           <w:sz w:val="18"/>
         </w:rPr>
-        <w:t>Prometheus/</w:t>
-      </w:r>
-      <w:proofErr w:type="spellStart"/>
-      <w:r>
-        <w:rPr>
-          <w:rStyle w:val="Strong"/>
-          <w:rFonts w:ascii="Arial" w:hAnsi="Arial" w:cs="Arial"/>
-          <w:sz w:val="18"/>
-        </w:rPr>
-        <w:t>Grafana</w:t>
-      </w:r>
-      <w:proofErr w:type="spellEnd"/>
+        <w:t>Prometheus/Grafana</w:t>
+      </w:r>
       <w:r>
         <w:rPr>
           <w:rFonts w:ascii="Arial" w:hAnsi="Arial" w:cs="Arial"/>
@@ -2954,7 +1875,6 @@
         </w:rPr>
         <w:t xml:space="preserve">Participated in infrastructure automation using </w:t>
       </w:r>
-      <w:proofErr w:type="spellStart"/>
       <w:r>
         <w:rPr>
           <w:rStyle w:val="Strong"/>
@@ -2963,7 +1883,6 @@
         </w:rPr>
         <w:t>Terraform</w:t>
       </w:r>
-      <w:proofErr w:type="spellEnd"/>
       <w:r>
         <w:rPr>
           <w:rFonts w:ascii="Arial" w:hAnsi="Arial" w:cs="Arial"/>
@@ -2971,7 +1890,6 @@
         </w:rPr>
         <w:t xml:space="preserve"> and </w:t>
       </w:r>
-      <w:proofErr w:type="spellStart"/>
       <w:r>
         <w:rPr>
           <w:rStyle w:val="Strong"/>
@@ -2980,7 +1898,6 @@
         </w:rPr>
         <w:t>CloudFormation</w:t>
       </w:r>
-      <w:proofErr w:type="spellEnd"/>
       <w:r>
         <w:rPr>
           <w:rFonts w:ascii="Arial" w:hAnsi="Arial" w:cs="Arial"/>
@@ -3051,18 +1968,8 @@
           <w:rFonts w:ascii="Arial" w:hAnsi="Arial" w:cs="Arial"/>
           <w:sz w:val="18"/>
         </w:rPr>
-        <w:t xml:space="preserve">Azure </w:t>
-      </w:r>
-      <w:proofErr w:type="spellStart"/>
-      <w:r>
-        <w:rPr>
-          <w:rStyle w:val="Strong"/>
-          <w:rFonts w:ascii="Arial" w:hAnsi="Arial" w:cs="Arial"/>
-          <w:sz w:val="18"/>
-        </w:rPr>
-        <w:t>DevOps</w:t>
-      </w:r>
-      <w:proofErr w:type="spellEnd"/>
+        <w:t>Azure DevOps</w:t>
+      </w:r>
       <w:r>
         <w:rPr>
           <w:rFonts w:ascii="Arial" w:hAnsi="Arial" w:cs="Arial"/>
@@ -3070,7 +1977,6 @@
         </w:rPr>
         <w:t xml:space="preserve">, </w:t>
       </w:r>
-      <w:proofErr w:type="spellStart"/>
       <w:r>
         <w:rPr>
           <w:rStyle w:val="Strong"/>
@@ -3079,7 +1985,6 @@
         </w:rPr>
         <w:t>CircleCI</w:t>
       </w:r>
-      <w:proofErr w:type="spellEnd"/>
       <w:r>
         <w:rPr>
           <w:rFonts w:ascii="Arial" w:hAnsi="Arial" w:cs="Arial"/>
@@ -3128,7 +2033,6 @@
       </w:r>
     </w:p>
     <w:p>
-      <w:proofErr w:type="gramStart"/>
       <w:r>
         <w:rPr>
           <w:rFonts w:ascii="Arial" w:eastAsia="Arial" w:hAnsi="Arial" w:cs="Arial"/>
@@ -3136,37 +2040,7 @@
           <w:sz w:val="21"/>
           <w:szCs w:val="21"/>
         </w:rPr>
-        <w:t>Centric Tech Inc.</w:t>
-      </w:r>
-      <w:proofErr w:type="gramEnd"/>
-      <w:r>
-        <w:rPr>
-          <w:rFonts w:ascii="Arial" w:eastAsia="Arial" w:hAnsi="Arial" w:cs="Arial"/>
-          <w:color w:val="555555"/>
-          <w:sz w:val="21"/>
-          <w:szCs w:val="21"/>
-        </w:rPr>
-        <w:t xml:space="preserve">  </w:t>
-      </w:r>
-      <w:proofErr w:type="gramStart"/>
-      <w:r>
-        <w:rPr>
-          <w:rFonts w:ascii="Arial" w:eastAsia="Arial" w:hAnsi="Arial" w:cs="Arial"/>
-          <w:color w:val="555555"/>
-          <w:sz w:val="21"/>
-          <w:szCs w:val="21"/>
-        </w:rPr>
-        <w:t>|  September</w:t>
-      </w:r>
-      <w:proofErr w:type="gramEnd"/>
-      <w:r>
-        <w:rPr>
-          <w:rFonts w:ascii="Arial" w:eastAsia="Arial" w:hAnsi="Arial" w:cs="Arial"/>
-          <w:color w:val="555555"/>
-          <w:sz w:val="21"/>
-          <w:szCs w:val="21"/>
-        </w:rPr>
-        <w:t xml:space="preserve"> 2015 - May 2018</w:t>
+        <w:t>Centric Tech Inc.  |  September 2015 - May 2018</w:t>
       </w:r>
     </w:p>
     <w:p>
@@ -3259,23 +2133,7 @@
           <w:rFonts w:ascii="Arial" w:hAnsi="Arial" w:cs="Arial"/>
           <w:sz w:val="18"/>
         </w:rPr>
-        <w:t xml:space="preserve">Developed reliable REST integrations with consistent validation and predictable error handling, keeping client logic </w:t>
-      </w:r>
-      <w:proofErr w:type="spellStart"/>
-      <w:r>
-        <w:rPr>
-          <w:rFonts w:ascii="Arial" w:hAnsi="Arial" w:cs="Arial"/>
-          <w:sz w:val="18"/>
-        </w:rPr>
-        <w:t>debuggable</w:t>
-      </w:r>
-      <w:proofErr w:type="spellEnd"/>
-      <w:r>
-        <w:rPr>
-          <w:rFonts w:ascii="Arial" w:hAnsi="Arial" w:cs="Arial"/>
-          <w:sz w:val="18"/>
-        </w:rPr>
-        <w:t xml:space="preserve"> and supportable.</w:t>
+        <w:t>Developed reliable REST integrations with consistent validation and predictable error handling, keeping client logic debuggable and supportable.</w:t>
       </w:r>
     </w:p>
     <w:p>
@@ -3340,7 +2198,6 @@
         </w:rPr>
         <w:t xml:space="preserve">Integrated early search experiences by consuming </w:t>
       </w:r>
-      <w:proofErr w:type="spellStart"/>
       <w:r>
         <w:rPr>
           <w:rStyle w:val="Strong"/>
@@ -3349,7 +2206,6 @@
         </w:rPr>
         <w:t>Elasticsearch</w:t>
       </w:r>
-      <w:proofErr w:type="spellEnd"/>
       <w:r>
         <w:rPr>
           <w:rFonts w:ascii="Arial" w:hAnsi="Arial" w:cs="Arial"/>
@@ -3376,23 +2232,7 @@
           <w:rFonts w:ascii="Arial" w:hAnsi="Arial" w:cs="Arial"/>
           <w:sz w:val="18"/>
         </w:rPr>
-        <w:t xml:space="preserve">Supported </w:t>
-      </w:r>
-      <w:proofErr w:type="spellStart"/>
-      <w:r>
-        <w:rPr>
-          <w:rFonts w:ascii="Arial" w:hAnsi="Arial" w:cs="Arial"/>
-          <w:sz w:val="18"/>
-        </w:rPr>
-        <w:t>async</w:t>
-      </w:r>
-      <w:proofErr w:type="spellEnd"/>
-      <w:r>
-        <w:rPr>
-          <w:rFonts w:ascii="Arial" w:hAnsi="Arial" w:cs="Arial"/>
-          <w:sz w:val="18"/>
-        </w:rPr>
-        <w:t xml:space="preserve"> operations by coordinating background work with queue-backed workflows using </w:t>
+        <w:t xml:space="preserve">Supported async operations by coordinating background work with queue-backed workflows using </w:t>
       </w:r>
       <w:r>
         <w:rPr>
@@ -3409,7 +2249,6 @@
         </w:rPr>
         <w:t xml:space="preserve"> and </w:t>
       </w:r>
-      <w:proofErr w:type="spellStart"/>
       <w:r>
         <w:rPr>
           <w:rStyle w:val="Strong"/>
@@ -3418,7 +2257,6 @@
         </w:rPr>
         <w:t>RabbitMQ</w:t>
       </w:r>
-      <w:proofErr w:type="spellEnd"/>
       <w:r>
         <w:rPr>
           <w:rFonts w:ascii="Arial" w:hAnsi="Arial" w:cs="Arial"/>
@@ -3447,7 +2285,6 @@
         </w:rPr>
         <w:t xml:space="preserve">Collaborated on data modeling decisions across </w:t>
       </w:r>
-      <w:proofErr w:type="spellStart"/>
       <w:r>
         <w:rPr>
           <w:rStyle w:val="Strong"/>
@@ -3456,7 +2293,6 @@
         </w:rPr>
         <w:t>PostgreSQL</w:t>
       </w:r>
-      <w:proofErr w:type="spellEnd"/>
       <w:r>
         <w:rPr>
           <w:rFonts w:ascii="Arial" w:hAnsi="Arial" w:cs="Arial"/>
@@ -3513,23 +2349,7 @@
           <w:rFonts w:ascii="Arial" w:hAnsi="Arial" w:cs="Arial"/>
           <w:sz w:val="18"/>
         </w:rPr>
-        <w:t xml:space="preserve">Introduced lightweight </w:t>
-      </w:r>
-      <w:proofErr w:type="spellStart"/>
-      <w:r>
-        <w:rPr>
-          <w:rFonts w:ascii="Arial" w:hAnsi="Arial" w:cs="Arial"/>
-          <w:sz w:val="18"/>
-        </w:rPr>
-        <w:t>observability</w:t>
-      </w:r>
-      <w:proofErr w:type="spellEnd"/>
-      <w:r>
-        <w:rPr>
-          <w:rFonts w:ascii="Arial" w:hAnsi="Arial" w:cs="Arial"/>
-          <w:sz w:val="18"/>
-        </w:rPr>
-        <w:t xml:space="preserve"> patterns (structured logs and basic dashboards), making production issues diagnosable without tribal knowledge.</w:t>
+        <w:t>Introduced lightweight observability patterns (structured logs and basic dashboards), making production issues diagnosable without tribal knowledge.</w:t>
       </w:r>
     </w:p>
     <w:p>
@@ -3589,7 +2409,6 @@
       </w:r>
     </w:p>
     <w:p>
-      <w:proofErr w:type="gramStart"/>
       <w:r>
         <w:rPr>
           <w:rFonts w:ascii="Arial" w:eastAsia="Arial" w:hAnsi="Arial" w:cs="Arial"/>
@@ -3597,17 +2416,7 @@
           <w:sz w:val="21"/>
           <w:szCs w:val="21"/>
         </w:rPr>
-        <w:t>Microsoft  |</w:t>
-      </w:r>
-      <w:proofErr w:type="gramEnd"/>
-      <w:r>
-        <w:rPr>
-          <w:rFonts w:ascii="Arial" w:eastAsia="Arial" w:hAnsi="Arial" w:cs="Arial"/>
-          <w:color w:val="555555"/>
-          <w:sz w:val="21"/>
-          <w:szCs w:val="21"/>
-        </w:rPr>
-        <w:t xml:space="preserve">  September 2014 - August 2015</w:t>
+        <w:t>Microsoft  |  September 2014 - August 2015</w:t>
       </w:r>
     </w:p>
     <w:p>
@@ -3727,23 +2536,7 @@
           <w:rFonts w:ascii="Arial" w:hAnsi="Arial" w:cs="Arial"/>
           <w:sz w:val="18"/>
         </w:rPr>
-        <w:t xml:space="preserve">Assisted performance </w:t>
-      </w:r>
-      <w:proofErr w:type="gramStart"/>
-      <w:r>
-        <w:rPr>
-          <w:rFonts w:ascii="Arial" w:hAnsi="Arial" w:cs="Arial"/>
-          <w:sz w:val="18"/>
-        </w:rPr>
-        <w:t>investigations by collecting measurements and narrowing hotspots, prioritizing fixes</w:t>
-      </w:r>
-      <w:proofErr w:type="gramEnd"/>
-      <w:r>
-        <w:rPr>
-          <w:rFonts w:ascii="Arial" w:hAnsi="Arial" w:cs="Arial"/>
-          <w:sz w:val="18"/>
-        </w:rPr>
-        <w:t xml:space="preserve"> that improved UX without risky rewrites.</w:t>
+        <w:t>Assisted performance investigations by collecting measurements and narrowing hotspots, prioritizing fixes that improved UX without risky rewrites.</w:t>
       </w:r>
     </w:p>
     <w:p>
@@ -4071,39 +2864,7 @@
           <w:rFonts w:ascii="Arial" w:hAnsi="Arial" w:cs="Arial"/>
           <w:sz w:val="18"/>
         </w:rPr>
-        <w:t xml:space="preserve">Implemented </w:t>
-      </w:r>
-      <w:proofErr w:type="spellStart"/>
-      <w:r>
-        <w:rPr>
-          <w:rFonts w:ascii="Arial" w:hAnsi="Arial" w:cs="Arial"/>
-          <w:sz w:val="18"/>
-        </w:rPr>
-        <w:t>retryable</w:t>
-      </w:r>
-      <w:proofErr w:type="spellEnd"/>
-      <w:r>
-        <w:rPr>
-          <w:rFonts w:ascii="Arial" w:hAnsi="Arial" w:cs="Arial"/>
-          <w:sz w:val="18"/>
-        </w:rPr>
-        <w:t xml:space="preserve"> uploads and scheduled sync with </w:t>
-      </w:r>
-      <w:proofErr w:type="spellStart"/>
-      <w:r>
-        <w:rPr>
-          <w:rFonts w:ascii="Arial" w:hAnsi="Arial" w:cs="Arial"/>
-          <w:sz w:val="18"/>
-        </w:rPr>
-        <w:t>idempotency</w:t>
-      </w:r>
-      <w:proofErr w:type="spellEnd"/>
-      <w:r>
-        <w:rPr>
-          <w:rFonts w:ascii="Arial" w:hAnsi="Arial" w:cs="Arial"/>
-          <w:sz w:val="18"/>
-        </w:rPr>
-        <w:t xml:space="preserve"> to prevent duplicate side effects when networks flap.</w:t>
+        <w:t>Implemented retryable uploads and scheduled sync with idempotency to prevent duplicate side effects when networks flap.</w:t>
       </w:r>
     </w:p>
     <w:p>
@@ -4126,7 +2887,6 @@
         </w:rPr>
         <w:t xml:space="preserve">Added </w:t>
       </w:r>
-      <w:proofErr w:type="spellStart"/>
       <w:r>
         <w:rPr>
           <w:rStyle w:val="Strong"/>
@@ -4135,7 +2895,6 @@
         </w:rPr>
         <w:t>OpenTelemetry</w:t>
       </w:r>
-      <w:proofErr w:type="spellEnd"/>
       <w:r>
         <w:rPr>
           <w:rFonts w:ascii="Arial" w:hAnsi="Arial" w:cs="Arial"/>
@@ -4143,34 +2902,14 @@
         </w:rPr>
         <w:t xml:space="preserve">-aligned correlation IDs to make mobile-to-API issues traceable in </w:t>
       </w:r>
-      <w:proofErr w:type="spellStart"/>
-      <w:r>
-        <w:rPr>
-          <w:rStyle w:val="Strong"/>
-          <w:rFonts w:ascii="Arial" w:hAnsi="Arial" w:cs="Arial"/>
-          <w:sz w:val="18"/>
-        </w:rPr>
-        <w:t>Datadog</w:t>
-      </w:r>
-      <w:proofErr w:type="spellEnd"/>
-      <w:r>
-        <w:rPr>
-          <w:rStyle w:val="Strong"/>
-          <w:rFonts w:ascii="Arial" w:hAnsi="Arial" w:cs="Arial"/>
-          <w:sz w:val="18"/>
-        </w:rPr>
-        <w:t>/</w:t>
-      </w:r>
-      <w:proofErr w:type="spellStart"/>
-      <w:r>
-        <w:rPr>
-          <w:rStyle w:val="Strong"/>
-          <w:rFonts w:ascii="Arial" w:hAnsi="Arial" w:cs="Arial"/>
-          <w:sz w:val="18"/>
-        </w:rPr>
-        <w:t>Grafana</w:t>
-      </w:r>
-      <w:proofErr w:type="spellEnd"/>
+      <w:r>
+        <w:rPr>
+          <w:rStyle w:val="Strong"/>
+          <w:rFonts w:ascii="Arial" w:hAnsi="Arial" w:cs="Arial"/>
+          <w:sz w:val="18"/>
+        </w:rPr>
+        <w:t>Datadog/Grafana</w:t>
+      </w:r>
       <w:r>
         <w:rPr>
           <w:rFonts w:ascii="Arial" w:hAnsi="Arial" w:cs="Arial"/>
@@ -4271,23 +3010,13 @@
         </w:rPr>
         <w:t xml:space="preserve">Integrated </w:t>
       </w:r>
-      <w:proofErr w:type="spellStart"/>
-      <w:r>
-        <w:rPr>
-          <w:rStyle w:val="Strong"/>
-          <w:rFonts w:ascii="Arial" w:hAnsi="Arial" w:cs="Arial"/>
-          <w:sz w:val="18"/>
-        </w:rPr>
-        <w:t>Elasticsearch</w:t>
-      </w:r>
-      <w:proofErr w:type="spellEnd"/>
-      <w:r>
-        <w:rPr>
-          <w:rStyle w:val="Strong"/>
-          <w:rFonts w:ascii="Arial" w:hAnsi="Arial" w:cs="Arial"/>
-          <w:sz w:val="18"/>
-        </w:rPr>
-        <w:t>/OpenSearch</w:t>
+      <w:r>
+        <w:rPr>
+          <w:rStyle w:val="Strong"/>
+          <w:rFonts w:ascii="Arial" w:hAnsi="Arial" w:cs="Arial"/>
+          <w:sz w:val="18"/>
+        </w:rPr>
+        <w:t>Elasticsearch/OpenSearch</w:t>
       </w:r>
       <w:r>
         <w:rPr>
@@ -4331,7 +3060,6 @@
         </w:rPr>
         <w:t xml:space="preserve"> and </w:t>
       </w:r>
-      <w:proofErr w:type="spellStart"/>
       <w:r>
         <w:rPr>
           <w:rStyle w:val="Strong"/>
@@ -4340,7 +3068,6 @@
         </w:rPr>
         <w:t>BigQuery</w:t>
       </w:r>
-      <w:proofErr w:type="spellEnd"/>
       <w:r>
         <w:rPr>
           <w:rFonts w:ascii="Arial" w:hAnsi="Arial" w:cs="Arial"/>
